--- a/최종교재/03장_개인정보_보호와_저작권_및_디지털_자료의_이용.docx
+++ b/최종교재/03장_개인정보_보호와_저작권_및_디지털_자료의_이용.docx
@@ -987,7 +987,7 @@
     </w:p>
     <w:p>
       <w:pPr>
-        <w:pStyle w:val="aff1"/>
+        <w:pStyle w:val="af0"/>
         <w:rPr>
           <w:b/>
           <w:bCs/>
@@ -996,8 +996,7 @@
       </w:pPr>
       <w:r>
         <w:rPr>
-          <w:rStyle w:val="af1"/>
-          <w:color w:val="000000" w:themeColor="text1"/>
+          <w:color w:val="000000"/>
         </w:rPr>
         <w:t>그림 3.1 시설 정보 수정 제보 화면과 입력 항목별 수집 목적</w:t>
       </w:r>
@@ -2252,10 +2251,9 @@
       </w:pPr>
       <w:r>
         <w:rPr>
-          <w:color w:val="000000" w:themeColor="text1"/>
-          <w:lang w:eastAsia="ko-KR"/>
-        </w:rPr>
-        <w:t>그림 3.1 개인정보의 수집부터 파기까지 이어지는 검토</w:t>
+          <w:color w:val="000000"/>
+        </w:rPr>
+        <w:t>그림 3.2 개인정보의 수집부터 파기까지 이어지는 검토</w:t>
       </w:r>
     </w:p>
     <w:p>
@@ -2300,15 +2298,15 @@
     </w:p>
     <w:p>
       <w:pPr>
-        <w:rPr>
-          <w:color w:val="000000" w:themeColor="text1"/>
-          <w:lang w:eastAsia="ko-KR"/>
-        </w:rPr>
-      </w:pPr>
-      <w:r>
-        <w:rPr>
-          <w:color w:val="000000" w:themeColor="text1"/>
-          <w:lang w:eastAsia="ko-KR"/>
+        <w:pStyle w:val="af0"/>
+        <w:rPr>
+          <w:color w:val="000000" w:themeColor="text1"/>
+          <w:lang w:eastAsia="ko-KR"/>
+        </w:rPr>
+      </w:pPr>
+      <w:r>
+        <w:rPr>
+          <w:color w:val="000000"/>
         </w:rPr>
         <w:t>표 3.2 개인정보 처리 과정 기록 양식</w:t>
       </w:r>
@@ -3812,11 +3810,9 @@
       </w:pPr>
       <w:r>
         <w:rPr>
-          <w:color w:val="000000" w:themeColor="text1"/>
-          <w:lang w:eastAsia="ko-KR"/>
-        </w:rPr>
-        <w:lastRenderedPageBreak/>
-        <w:t>표 3.2 개인정보 처리 과정의 검토 항목</w:t>
+          <w:color w:val="000000"/>
+        </w:rPr>
+        <w:t>표 3.3 개인정보 처리 과정의 검토 항목</w:t>
       </w:r>
     </w:p>
     <w:tbl>
@@ -4756,10 +4752,9 @@
       </w:pPr>
       <w:r>
         <w:rPr>
-          <w:color w:val="000000" w:themeColor="text1"/>
-          <w:lang w:eastAsia="ko-KR"/>
-        </w:rPr>
-        <w:t>표 3.3 위치 검색 방식에 따른 정보 처리 비교</w:t>
+          <w:color w:val="000000"/>
+        </w:rPr>
+        <w:t>표 3.4 위치 검색 방식에 따른 정보 처리 비교</w:t>
       </w:r>
     </w:p>
     <w:tbl>
@@ -6142,10 +6137,9 @@
       </w:pPr>
       <w:r>
         <w:rPr>
-          <w:color w:val="000000" w:themeColor="text1"/>
-          <w:lang w:eastAsia="ko-KR"/>
-        </w:rPr>
-        <w:t>표 3.4 자동화된 결정의 검토 항목</w:t>
+          <w:color w:val="000000"/>
+        </w:rPr>
+        <w:t>표 3.5 자동화된 결정의 검토 항목</w:t>
       </w:r>
     </w:p>
     <w:tbl>
@@ -7459,10 +7453,9 @@
       </w:pPr>
       <w:r>
         <w:rPr>
-          <w:color w:val="000000" w:themeColor="text1"/>
-          <w:lang w:eastAsia="ko-KR"/>
-        </w:rPr>
-        <w:t>그림 3.2 AI를 활용한 창작과 결과물의 공개 전 검토</w:t>
+          <w:color w:val="000000"/>
+        </w:rPr>
+        <w:t>그림 3.3 AI를 활용한 창작과 결과물의 공개 전 검토</w:t>
       </w:r>
     </w:p>
     <w:p>
@@ -7474,10 +7467,9 @@
       </w:pPr>
       <w:r>
         <w:rPr>
-          <w:color w:val="000000" w:themeColor="text1"/>
-          <w:lang w:eastAsia="ko-KR"/>
-        </w:rPr>
-        <w:t>그림 3.2처럼 입력 자료의 이용 근거를 확인하고, 사람이 검토·수정한 부분을 기록한 뒤, 공개할 결과의 조건을 다시 살펴봅니다. 이 과정은 작업의 내용을 설명하기 위한 것이며, 단계를 거쳤다는 사실만으로 저작권이 확정되는 것은 아닙니다.</w:t>
+          <w:color w:val="000000"/>
+        </w:rPr>
+        <w:t>그림 3.3처럼 입력 자료의 이용 근거를 확인하고, 사람이 검토·수정한 부분을 기록한 뒤, 공개할 결과의 조건을 다시 살펴봅니다. 이 과정은 작업의 내용을 설명하기 위한 것이며, 단계를 거쳤다는 사실만으로 저작권이 확정되는 것은 아닙니다.</w:t>
       </w:r>
     </w:p>
     <w:p>
@@ -7699,10 +7691,9 @@
       </w:pPr>
       <w:r>
         <w:rPr>
-          <w:color w:val="000000" w:themeColor="text1"/>
-          <w:lang w:eastAsia="ko-KR"/>
-        </w:rPr>
-        <w:t>표 3.5 AI 결과물의 권리 검토를 위한 질문</w:t>
+          <w:color w:val="000000"/>
+        </w:rPr>
+        <w:t>표 3.6 AI 결과물의 권리 검토를 위한 질문</w:t>
       </w:r>
     </w:p>
     <w:tbl>
@@ -8516,64 +8507,9 @@
       </w:pPr>
       <w:r>
         <w:rPr>
-          <w:color w:val="000000" w:themeColor="text1"/>
-          <w:lang w:eastAsia="ko-KR"/>
-        </w:rPr>
-        <w:t>그림</w:t>
-      </w:r>
-      <w:r>
-        <w:rPr>
-          <w:color w:val="000000" w:themeColor="text1"/>
-          <w:lang w:eastAsia="ko-KR"/>
-        </w:rPr>
-        <w:t xml:space="preserve"> 3.3</w:t>
-      </w:r>
-      <w:r>
-        <w:rPr>
-          <w:color w:val="000000" w:themeColor="text1"/>
-          <w:lang w:eastAsia="ko-KR"/>
-        </w:rPr>
-        <w:t xml:space="preserve"> </w:t>
-      </w:r>
-      <w:r>
-        <w:rPr>
-          <w:color w:val="000000" w:themeColor="text1"/>
-          <w:lang w:eastAsia="ko-KR"/>
-        </w:rPr>
-        <w:t>한국저작권위원회의 AI·저작권 안내서 제공 페이지</w:t>
-      </w:r>
-      <w:r>
-        <w:rPr>
-          <w:rFonts w:hint="eastAsia"/>
-          <w:color w:val="000000" w:themeColor="text1"/>
-          <w:lang w:eastAsia="ko-KR"/>
-        </w:rPr>
-        <w:t>(</w:t>
-      </w:r>
-      <w:hyperlink r:id="rId12" w:history="1">
-        <w:r>
-          <w:rPr>
-            <w:rStyle w:val="aff2"/>
-            <w:color w:val="000000" w:themeColor="text1"/>
-            <w:lang w:eastAsia="ko-KR"/>
-          </w:rPr>
-          <w:t>AI-저작권 안내서(4종) 모음 &gt; 알림(상세) &gt; 알림사항 &gt; 소식 &gt; 한국저작권위원회</w:t>
-        </w:r>
-      </w:hyperlink>
-      <w:r>
-        <w:rPr>
-          <w:color w:val="000000" w:themeColor="text1"/>
-          <w:lang w:eastAsia="ko-KR"/>
-        </w:rPr>
-        <w:t>)</w:t>
-      </w:r>
-      <w:r>
-        <w:rPr>
-          <w:rFonts w:hint="eastAsia"/>
-          <w:color w:val="000000" w:themeColor="text1"/>
-          <w:lang w:eastAsia="ko-KR"/>
-        </w:rPr>
-        <w:t xml:space="preserve"> </w:t>
+          <w:color w:val="000000"/>
+        </w:rPr>
+        <w:t>그림 3.4 — 한국저작권위원회의 AI·저작권 안내서 제공 페이지</w:t>
       </w:r>
     </w:p>
     <w:p>
@@ -8634,122 +8570,23 @@
           <w:lang w:eastAsia="ko-KR"/>
         </w:rPr>
       </w:pPr>
-      <w:r>
-        <w:rPr>
-          <w:color w:val="000000" w:themeColor="text1"/>
-          <w:lang w:eastAsia="ko-KR"/>
-        </w:rPr>
-        <w:t xml:space="preserve">그림 3.3 </w:t>
-      </w:r>
       <w:proofErr w:type="spellStart"/>
-      <w:r>
-        <w:rPr>
-          <w:color w:val="000000" w:themeColor="text1"/>
-        </w:rPr>
-        <w:t>미국</w:t>
-      </w:r>
       <w:proofErr w:type="spellEnd"/>
-      <w:r>
-        <w:rPr>
-          <w:color w:val="000000" w:themeColor="text1"/>
-        </w:rPr>
-        <w:t xml:space="preserve"> </w:t>
-      </w:r>
       <w:proofErr w:type="spellStart"/>
-      <w:r>
-        <w:rPr>
-          <w:color w:val="000000" w:themeColor="text1"/>
-        </w:rPr>
-        <w:t>저작권청의</w:t>
-      </w:r>
       <w:proofErr w:type="spellEnd"/>
-      <w:r>
-        <w:rPr>
-          <w:color w:val="000000" w:themeColor="text1"/>
-        </w:rPr>
-        <w:t xml:space="preserve"> </w:t>
-      </w:r>
       <w:proofErr w:type="spellStart"/>
-      <w:r>
-        <w:rPr>
-          <w:color w:val="000000" w:themeColor="text1"/>
-        </w:rPr>
-        <w:t>AI·저작권</w:t>
-      </w:r>
       <w:proofErr w:type="spellEnd"/>
-      <w:r>
-        <w:rPr>
-          <w:color w:val="000000" w:themeColor="text1"/>
-        </w:rPr>
-        <w:t xml:space="preserve"> </w:t>
-      </w:r>
       <w:proofErr w:type="spellStart"/>
-      <w:r>
-        <w:rPr>
-          <w:color w:val="000000" w:themeColor="text1"/>
-        </w:rPr>
-        <w:t>자료</w:t>
-      </w:r>
       <w:proofErr w:type="spellEnd"/>
-      <w:r>
-        <w:rPr>
-          <w:color w:val="000000" w:themeColor="text1"/>
-        </w:rPr>
-        <w:t xml:space="preserve"> </w:t>
-      </w:r>
       <w:proofErr w:type="spellStart"/>
-      <w:r>
-        <w:rPr>
-          <w:color w:val="000000" w:themeColor="text1"/>
-        </w:rPr>
-        <w:t>제공</w:t>
-      </w:r>
       <w:proofErr w:type="spellEnd"/>
-      <w:r>
-        <w:rPr>
-          <w:color w:val="000000" w:themeColor="text1"/>
-        </w:rPr>
-        <w:t xml:space="preserve"> </w:t>
-      </w:r>
       <w:proofErr w:type="spellStart"/>
-      <w:r>
-        <w:rPr>
-          <w:color w:val="000000" w:themeColor="text1"/>
-        </w:rPr>
-        <w:t>페이지</w:t>
-      </w:r>
       <w:proofErr w:type="spellEnd"/>
       <w:r>
         <w:rPr>
-          <w:rFonts w:hint="eastAsia"/>
-          <w:color w:val="000000" w:themeColor="text1"/>
-          <w:lang w:eastAsia="ko-KR"/>
-        </w:rPr>
-        <w:t xml:space="preserve"> (</w:t>
-      </w:r>
-      <w:hyperlink r:id="rId14" w:history="1">
-        <w:r>
-          <w:rPr>
-            <w:rStyle w:val="aff2"/>
-            <w:color w:val="000000" w:themeColor="text1"/>
-          </w:rPr>
-          <w:t>Copyright and Artificial Intelligence | U.S. Copyright Office</w:t>
-        </w:r>
-      </w:hyperlink>
-      <w:r>
-        <w:rPr>
-          <w:color w:val="000000" w:themeColor="text1"/>
-          <w:lang w:eastAsia="ko-KR"/>
-        </w:rPr>
-        <w:t>)</w:t>
-      </w:r>
-      <w:r>
-        <w:rPr>
-          <w:rFonts w:hint="eastAsia"/>
-          <w:color w:val="000000" w:themeColor="text1"/>
-          <w:lang w:eastAsia="ko-KR"/>
-        </w:rPr>
-        <w:t xml:space="preserve"> </w:t>
+          <w:color w:val="000000"/>
+        </w:rPr>
+        <w:t>그림 3.5 — 미국 저작권청의 AI·저작권 자료 제공 페이지</w:t>
       </w:r>
     </w:p>
     <w:p>
@@ -8959,33 +8796,19 @@
     </w:p>
     <w:p>
       <w:pPr>
-        <w:rPr>
-          <w:color w:val="000000" w:themeColor="text1"/>
-          <w:lang w:eastAsia="ko-KR"/>
-        </w:rPr>
-      </w:pPr>
-      <w:r>
-        <w:rPr>
-          <w:color w:val="000000" w:themeColor="text1"/>
-          <w:lang w:eastAsia="ko-KR"/>
-        </w:rPr>
-        <w:t>표 3</w:t>
-      </w:r>
+        <w:pStyle w:val="af0"/>
+        <w:rPr>
+          <w:color w:val="000000" w:themeColor="text1"/>
+          <w:lang w:eastAsia="ko-KR"/>
+        </w:rPr>
+      </w:pPr>
       <w:proofErr w:type="gramStart"/>
-      <w:r>
-        <w:rPr>
-          <w:color w:val="000000" w:themeColor="text1"/>
-          <w:lang w:eastAsia="ko-KR"/>
-        </w:rPr>
-        <w:t>.○</w:t>
-      </w:r>
       <w:proofErr w:type="gramEnd"/>
       <w:r>
         <w:rPr>
-          <w:color w:val="000000" w:themeColor="text1"/>
-          <w:lang w:eastAsia="ko-KR"/>
-        </w:rPr>
-        <w:t xml:space="preserve"> 저작물 인용 시 확인할 기준</w:t>
+          <w:color w:val="000000"/>
+        </w:rPr>
+        <w:t>표 3.7 저작물 인용 시 확인할 기준</w:t>
       </w:r>
     </w:p>
     <w:tbl>
@@ -9990,28 +9813,13 @@
           <w:lang w:eastAsia="ko-KR"/>
         </w:rPr>
       </w:pPr>
-      <w:r>
-        <w:rPr>
-          <w:color w:val="000000" w:themeColor="text1"/>
-          <w:lang w:eastAsia="ko-KR"/>
-        </w:rPr>
-        <w:t xml:space="preserve">표 3.6 크리에이티브 </w:t>
-      </w:r>
       <w:proofErr w:type="spellStart"/>
-      <w:r>
-        <w:rPr>
-          <w:color w:val="000000" w:themeColor="text1"/>
-          <w:lang w:eastAsia="ko-KR"/>
-        </w:rPr>
-        <w:t>커먼즈의</w:t>
-      </w:r>
       <w:proofErr w:type="spellEnd"/>
       <w:r>
         <w:rPr>
-          <w:color w:val="000000" w:themeColor="text1"/>
-          <w:lang w:eastAsia="ko-KR"/>
-        </w:rPr>
-        <w:t xml:space="preserve"> 주요 이용 조건</w:t>
+          <w:color w:val="000000"/>
+        </w:rPr>
+        <w:t>표 3.8 크리에이티브 커먼즈의 주요 이용 조건</w:t>
       </w:r>
     </w:p>
     <w:tbl>
@@ -11044,10 +10852,9 @@
       </w:pPr>
       <w:r>
         <w:rPr>
-          <w:color w:val="000000" w:themeColor="text1"/>
-          <w:lang w:eastAsia="ko-KR"/>
-        </w:rPr>
-        <w:t>표 3.7 대표적인 오픈소스 라이선스의 확인 항목</w:t>
+          <w:color w:val="000000"/>
+        </w:rPr>
+        <w:t>표 3.9 대표적인 오픈소스 라이선스의 확인 항목</w:t>
       </w:r>
     </w:p>
     <w:tbl>
@@ -11766,10 +11573,9 @@
       </w:pPr>
       <w:r>
         <w:rPr>
-          <w:color w:val="000000" w:themeColor="text1"/>
-          <w:lang w:eastAsia="ko-KR"/>
-        </w:rPr>
-        <w:t>그림 3.3 디지털 자료의 이용 조건과 출처 기록</w:t>
+          <w:color w:val="000000"/>
+        </w:rPr>
+        <w:t>그림 3.6 디지털 자료의 이용 조건과 출처 기록</w:t>
       </w:r>
     </w:p>
     <w:p>
@@ -11779,28 +11585,13 @@
           <w:lang w:eastAsia="ko-KR"/>
         </w:rPr>
       </w:pPr>
-      <w:r>
-        <w:rPr>
-          <w:color w:val="000000" w:themeColor="text1"/>
-          <w:lang w:eastAsia="ko-KR"/>
-        </w:rPr>
-        <w:t xml:space="preserve">그림 3.3은 자료를 선택한 뒤 조건을 확인하고, 공개할 출처 정보와 내부에서 관리할 기록을 나누는 과정을 보여 줍니다. 예를 들어 </w:t>
-      </w:r>
       <w:proofErr w:type="spellStart"/>
-      <w:r>
-        <w:rPr>
-          <w:color w:val="000000" w:themeColor="text1"/>
-          <w:lang w:eastAsia="ko-KR"/>
-        </w:rPr>
-        <w:t>저작자명과</w:t>
-      </w:r>
       <w:proofErr w:type="spellEnd"/>
       <w:r>
         <w:rPr>
-          <w:color w:val="000000" w:themeColor="text1"/>
-          <w:lang w:eastAsia="ko-KR"/>
-        </w:rPr>
-        <w:t xml:space="preserve"> 라이선스는 공개 안내에 필요할 수 있지만, 허락을 받으며 알게 된 개인 전화번호까지 게시할 필요는 없습니다.</w:t>
+          <w:color w:val="000000"/>
+        </w:rPr>
+        <w:t>그림 3.6은 자료를 선택한 뒤 조건을 확인하고, 공개할 출처 정보와 내부에서 관리할 기록을 나누는 과정을 보여 줍니다. 예를 들어 저작자명과 라이선스는 공개 안내에 필요할 수 있지만, 허락을 받으며 알게 된 개인 전화번호까지 게시할 필요는 없습니다.</w:t>
       </w:r>
     </w:p>
     <w:p>
@@ -11810,62 +11601,20 @@
           <w:color w:val="000000" w:themeColor="text1"/>
         </w:rPr>
       </w:pPr>
-      <w:r>
-        <w:rPr>
-          <w:color w:val="000000" w:themeColor="text1"/>
-        </w:rPr>
-        <w:t xml:space="preserve">표 3.8 </w:t>
-      </w:r>
       <w:proofErr w:type="spellStart"/>
-      <w:r>
-        <w:rPr>
-          <w:color w:val="000000" w:themeColor="text1"/>
-        </w:rPr>
-        <w:t>사용</w:t>
-      </w:r>
       <w:proofErr w:type="spellEnd"/>
-      <w:r>
-        <w:rPr>
-          <w:color w:val="000000" w:themeColor="text1"/>
-        </w:rPr>
-        <w:t xml:space="preserve"> </w:t>
-      </w:r>
       <w:proofErr w:type="spellStart"/>
-      <w:r>
-        <w:rPr>
-          <w:color w:val="000000" w:themeColor="text1"/>
-        </w:rPr>
-        <w:t>자료</w:t>
-      </w:r>
       <w:proofErr w:type="spellEnd"/>
-      <w:r>
-        <w:rPr>
-          <w:color w:val="000000" w:themeColor="text1"/>
-        </w:rPr>
-        <w:t xml:space="preserve"> </w:t>
-      </w:r>
       <w:proofErr w:type="spellStart"/>
-      <w:r>
-        <w:rPr>
-          <w:color w:val="000000" w:themeColor="text1"/>
-        </w:rPr>
-        <w:t>목록</w:t>
-      </w:r>
       <w:proofErr w:type="spellEnd"/>
-      <w:r>
-        <w:rPr>
-          <w:color w:val="000000" w:themeColor="text1"/>
-        </w:rPr>
-        <w:t xml:space="preserve"> </w:t>
-      </w:r>
       <w:proofErr w:type="spellStart"/>
-      <w:r>
-        <w:rPr>
-          <w:color w:val="000000" w:themeColor="text1"/>
-        </w:rPr>
-        <w:t>양식</w:t>
-      </w:r>
       <w:proofErr w:type="spellEnd"/>
+      <w:r>
+        <w:rPr>
+          <w:color w:val="000000"/>
+        </w:rPr>
+        <w:t>표 3.10 사용 자료 목록 양식</w:t>
+      </w:r>
     </w:p>
     <w:tbl>
       <w:tblPr>
@@ -13681,34 +13430,16 @@
           <w:color w:val="000000" w:themeColor="text1"/>
         </w:rPr>
       </w:pPr>
-      <w:r>
-        <w:rPr>
-          <w:color w:val="000000" w:themeColor="text1"/>
-        </w:rPr>
-        <w:t xml:space="preserve">표 3.9 </w:t>
-      </w:r>
       <w:proofErr w:type="spellStart"/>
-      <w:r>
-        <w:rPr>
-          <w:color w:val="000000" w:themeColor="text1"/>
-        </w:rPr>
-        <w:t>기능별</w:t>
-      </w:r>
       <w:proofErr w:type="spellEnd"/>
-      <w:r>
-        <w:rPr>
-          <w:color w:val="000000" w:themeColor="text1"/>
-        </w:rPr>
-        <w:t xml:space="preserve"> </w:t>
-      </w:r>
       <w:proofErr w:type="spellStart"/>
-      <w:r>
-        <w:rPr>
-          <w:color w:val="000000" w:themeColor="text1"/>
-        </w:rPr>
-        <w:t>검토표</w:t>
-      </w:r>
       <w:proofErr w:type="spellEnd"/>
+      <w:r>
+        <w:rPr>
+          <w:color w:val="000000"/>
+        </w:rPr>
+        <w:t>표 3.11 기능별 검토표</w:t>
+      </w:r>
     </w:p>
     <w:tbl>
       <w:tblPr>
@@ -14401,10 +14132,9 @@
       </w:pPr>
       <w:r>
         <w:rPr>
-          <w:color w:val="000000" w:themeColor="text1"/>
-          <w:lang w:eastAsia="ko-KR"/>
-        </w:rPr>
-        <w:t>표 3.10 창작 기여와 자료 이용 근거 기록표</w:t>
+          <w:color w:val="000000"/>
+        </w:rPr>
+        <w:t>표 3.12 창작 기여와 자료 이용 근거 기록표</w:t>
       </w:r>
     </w:p>
     <w:tbl>
@@ -16282,13 +16012,6 @@
           <w:lang w:eastAsia="ko-KR"/>
         </w:rPr>
       </w:pPr>
-      <w:r>
-        <w:rPr>
-          <w:color w:val="000000" w:themeColor="text1"/>
-          <w:lang w:eastAsia="ko-KR"/>
-        </w:rPr>
-        <w:t xml:space="preserve">[19] 한국저작권위원회. AI 저작권 안내서 모음. 기존 초안 인용 자료.  </w:t>
-      </w:r>
       <w:hyperlink r:id="rId34">
         <w:r>
           <w:rPr>
@@ -16298,6 +16021,12 @@
           <w:t>공식 자료</w:t>
         </w:r>
       </w:hyperlink>
+      <w:r>
+        <w:rPr>
+          <w:color w:val="000000"/>
+        </w:rPr>
+        <w:t>[19] 한국저작권위원회. AI 저작권 안내서 모음. 공식 자료.</w:t>
+      </w:r>
     </w:p>
     <w:p>
       <w:pPr>
